--- a/ResidentialQuotation.docx
+++ b/ResidentialQuotation.docx
@@ -76,12 +76,10 @@
               <w:sz w:val="20"/>
               <w:szCs w:val="20"/>
             </w:rPr>
-            <w:tag w:val="clientname"/>
             <w:id w:val="701443482"/>
             <w:placeholder>
               <w:docPart w:val="DA08BE86F59E4DE6BD1865B6F4BE487A"/>
             </w:placeholder>
-            <w:showingPlcHdr/>
           </w:sdtPr>
           <w:sdtContent>
             <w:tc>
@@ -101,10 +99,11 @@
                 </w:pPr>
                 <w:r>
                   <w:rPr>
-                    <w:rStyle w:val="PlaceholderText"/>
-                    <w:color w:val="auto"/>
+                    <w:rFonts w:ascii="Arial" w:hAnsi="Arial" w:cs="Arial"/>
+                    <w:sz w:val="20"/>
+                    <w:szCs w:val="20"/>
                   </w:rPr>
-                  <w:t>Click or tap here to enter text.</w:t>
+                  <w:t>clientname</w:t>
                 </w:r>
               </w:p>
             </w:tc>
@@ -194,7 +193,6 @@
             <w:placeholder>
               <w:docPart w:val="DA08BE86F59E4DE6BD1865B6F4BE487A"/>
             </w:placeholder>
-            <w:showingPlcHdr/>
             <w:text/>
           </w:sdtPr>
           <w:sdtContent>
@@ -215,10 +213,11 @@
                 </w:pPr>
                 <w:r>
                   <w:rPr>
-                    <w:rStyle w:val="PlaceholderText"/>
-                    <w:color w:val="auto"/>
+                    <w:rFonts w:ascii="Arial" w:hAnsi="Arial" w:cs="Arial"/>
+                    <w:sz w:val="20"/>
+                    <w:szCs w:val="20"/>
                   </w:rPr>
-                  <w:t>Click or tap here to enter text.</w:t>
+                  <w:t>clientcompany</w:t>
                 </w:r>
               </w:p>
             </w:tc>
@@ -316,7 +315,6 @@
             <w:placeholder>
               <w:docPart w:val="DA08BE86F59E4DE6BD1865B6F4BE487A"/>
             </w:placeholder>
-            <w:showingPlcHdr/>
           </w:sdtPr>
           <w:sdtContent>
             <w:tc>
@@ -336,10 +334,11 @@
                 </w:pPr>
                 <w:r>
                   <w:rPr>
-                    <w:rStyle w:val="PlaceholderText"/>
-                    <w:color w:val="auto"/>
+                    <w:rFonts w:ascii="Arial" w:hAnsi="Arial" w:cs="Arial"/>
+                    <w:sz w:val="20"/>
+                    <w:szCs w:val="20"/>
                   </w:rPr>
-                  <w:t>Click or tap here to enter text.</w:t>
+                  <w:t>addressline1</w:t>
                 </w:r>
               </w:p>
             </w:tc>
@@ -382,7 +381,6 @@
             <w:placeholder>
               <w:docPart w:val="DA08BE86F59E4DE6BD1865B6F4BE487A"/>
             </w:placeholder>
-            <w:showingPlcHdr/>
           </w:sdtPr>
           <w:sdtContent>
             <w:tc>
@@ -402,10 +400,11 @@
                 </w:pPr>
                 <w:r>
                   <w:rPr>
-                    <w:rStyle w:val="PlaceholderText"/>
-                    <w:color w:val="auto"/>
+                    <w:rFonts w:ascii="Arial" w:hAnsi="Arial" w:cs="Arial"/>
+                    <w:sz w:val="20"/>
+                    <w:szCs w:val="20"/>
                   </w:rPr>
-                  <w:t>Click or tap here to enter text.</w:t>
+                  <w:t>contactno</w:t>
                 </w:r>
               </w:p>
             </w:tc>
@@ -445,7 +444,6 @@
             <w:placeholder>
               <w:docPart w:val="DA08BE86F59E4DE6BD1865B6F4BE487A"/>
             </w:placeholder>
-            <w:showingPlcHdr/>
           </w:sdtPr>
           <w:sdtContent>
             <w:tc>
@@ -465,10 +463,11 @@
                 </w:pPr>
                 <w:r>
                   <w:rPr>
-                    <w:rStyle w:val="PlaceholderText"/>
-                    <w:color w:val="auto"/>
+                    <w:rFonts w:ascii="Arial" w:hAnsi="Arial" w:cs="Arial"/>
+                    <w:sz w:val="20"/>
+                    <w:szCs w:val="20"/>
                   </w:rPr>
-                  <w:t>Click or tap here to enter text.</w:t>
+                  <w:t>addressline2</w:t>
                 </w:r>
               </w:p>
             </w:tc>
@@ -511,7 +510,6 @@
             <w:placeholder>
               <w:docPart w:val="DA08BE86F59E4DE6BD1865B6F4BE487A"/>
             </w:placeholder>
-            <w:showingPlcHdr/>
           </w:sdtPr>
           <w:sdtContent>
             <w:tc>
@@ -531,10 +529,11 @@
                 </w:pPr>
                 <w:r>
                   <w:rPr>
-                    <w:rStyle w:val="PlaceholderText"/>
-                    <w:color w:val="auto"/>
+                    <w:rFonts w:ascii="Arial" w:hAnsi="Arial" w:cs="Arial"/>
+                    <w:sz w:val="20"/>
+                    <w:szCs w:val="20"/>
                   </w:rPr>
-                  <w:t>Click or tap here to enter text.</w:t>
+                  <w:t>email</w:t>
                 </w:r>
               </w:p>
             </w:tc>
@@ -575,7 +574,6 @@
             <w:placeholder>
               <w:docPart w:val="DA08BE86F59E4DE6BD1865B6F4BE487A"/>
             </w:placeholder>
-            <w:showingPlcHdr/>
           </w:sdtPr>
           <w:sdtContent>
             <w:tc>
@@ -595,10 +593,11 @@
                 </w:pPr>
                 <w:r>
                   <w:rPr>
-                    <w:rStyle w:val="PlaceholderText"/>
-                    <w:color w:val="auto"/>
+                    <w:rFonts w:ascii="Arial" w:hAnsi="Arial" w:cs="Arial"/>
+                    <w:sz w:val="20"/>
+                    <w:szCs w:val="20"/>
                   </w:rPr>
-                  <w:t>Click or tap here to enter text.</w:t>
+                  <w:t>addressline3</w:t>
                 </w:r>
               </w:p>
             </w:tc>
@@ -910,22 +909,20 @@
                 <w:placeholder>
                   <w:docPart w:val="DefaultPlaceholder_-1854013440"/>
                 </w:placeholder>
-                <w:showingPlcHdr/>
               </w:sdtPr>
               <w:sdtContent>
                 <w:r>
                   <w:rPr>
-                    <w:rStyle w:val="PlaceholderText"/>
+                    <w:rFonts w:ascii="Arial" w:hAnsi="Arial" w:cs="Arial"/>
                     <w:b/>
                     <w:bCs/>
-                    <w:color w:val="auto"/>
-                    <w:u w:val="single"/>
+                    <w:sz w:val="20"/>
+                    <w:szCs w:val="20"/>
                   </w:rPr>
-                  <w:t>Click or tap here to enter text.</w:t>
+                  <w:t>systemsize</w:t>
                 </w:r>
               </w:sdtContent>
             </w:sdt>
-            <w:proofErr w:type="spellStart"/>
             <w:r>
               <w:rPr>
                 <w:rFonts w:ascii="Arial" w:hAnsi="Arial" w:cs="Arial"/>
@@ -933,11 +930,20 @@
                 <w:bCs/>
                 <w:sz w:val="20"/>
                 <w:szCs w:val="20"/>
+              </w:rPr>
+              <w:t xml:space="preserve"> </w:t>
+            </w:r>
+            <w:r>
+              <w:rPr>
+                <w:rFonts w:ascii="Arial" w:hAnsi="Arial" w:cs="Arial"/>
+                <w:b/>
+                <w:bCs/>
+                <w:sz w:val="20"/>
+                <w:szCs w:val="20"/>
                 <w:u w:val="single"/>
               </w:rPr>
               <w:t>kWp</w:t>
             </w:r>
-            <w:proofErr w:type="spellEnd"/>
             <w:r>
               <w:rPr>
                 <w:rFonts w:ascii="Arial" w:hAnsi="Arial" w:cs="Arial"/>
@@ -965,25 +971,7 @@
                 <w:sz w:val="20"/>
                 <w:szCs w:val="20"/>
               </w:rPr>
-              <w:t xml:space="preserve"> - Trina Solar Mono-crystalline half-cell with </w:t>
-            </w:r>
-            <w:proofErr w:type="spellStart"/>
-            <w:r>
-              <w:rPr>
-                <w:rFonts w:ascii="Arial" w:hAnsi="Arial" w:cs="Arial"/>
-                <w:sz w:val="20"/>
-                <w:szCs w:val="20"/>
-              </w:rPr>
-              <w:t>MyHijau</w:t>
-            </w:r>
-            <w:proofErr w:type="spellEnd"/>
-            <w:r>
-              <w:rPr>
-                <w:rFonts w:ascii="Arial" w:hAnsi="Arial" w:cs="Arial"/>
-                <w:sz w:val="20"/>
-                <w:szCs w:val="20"/>
-              </w:rPr>
-              <w:t xml:space="preserve"> mark or equivalent.</w:t>
+              <w:t xml:space="preserve"> - Trina Solar Mono-crystalline half-cell with MyHijau mark or equivalent.</w:t>
             </w:r>
           </w:p>
           <w:p>
@@ -1046,6 +1034,14 @@
                 <w:szCs w:val="20"/>
               </w:rPr>
               <w:t>30</w:t>
+            </w:r>
+            <w:r>
+              <w:rPr>
+                <w:rFonts w:ascii="Arial" w:hAnsi="Arial" w:cs="Arial"/>
+                <w:sz w:val="20"/>
+                <w:szCs w:val="20"/>
+              </w:rPr>
+              <w:t xml:space="preserve"> </w:t>
             </w:r>
             <w:r>
               <w:rPr>
@@ -1085,15 +1081,15 @@
                 <w:placeholder>
                   <w:docPart w:val="DefaultPlaceholder_-1854013440"/>
                 </w:placeholder>
-                <w:showingPlcHdr/>
               </w:sdtPr>
               <w:sdtContent>
                 <w:r>
                   <w:rPr>
-                    <w:rStyle w:val="PlaceholderText"/>
-                    <w:color w:val="auto"/>
+                    <w:rFonts w:ascii="Arial" w:hAnsi="Arial" w:cs="Arial"/>
+                    <w:sz w:val="20"/>
+                    <w:szCs w:val="20"/>
                   </w:rPr>
-                  <w:t>Click or tap here to enter text.</w:t>
+                  <w:t>panel</w:t>
                 </w:r>
               </w:sdtContent>
             </w:sdt>
@@ -1235,22 +1231,20 @@
                 <w:placeholder>
                   <w:docPart w:val="DefaultPlaceholder_-1854013440"/>
                 </w:placeholder>
-                <w:showingPlcHdr/>
               </w:sdtPr>
               <w:sdtContent>
                 <w:r>
                   <w:rPr>
-                    <w:rStyle w:val="PlaceholderText"/>
+                    <w:rFonts w:ascii="Arial" w:hAnsi="Arial" w:cs="Arial"/>
                     <w:b/>
                     <w:bCs/>
-                    <w:color w:val="auto"/>
-                    <w:u w:val="single"/>
+                    <w:sz w:val="20"/>
+                    <w:szCs w:val="20"/>
                   </w:rPr>
-                  <w:t>Click or tap here to enter text.</w:t>
+                  <w:t xml:space="preserve">invertersize </w:t>
                 </w:r>
               </w:sdtContent>
             </w:sdt>
-            <w:proofErr w:type="spellStart"/>
             <w:r>
               <w:rPr>
                 <w:rFonts w:ascii="Arial" w:hAnsi="Arial" w:cs="Arial"/>
@@ -1262,7 +1256,6 @@
               </w:rPr>
               <w:t>kWac</w:t>
             </w:r>
-            <w:proofErr w:type="spellEnd"/>
           </w:p>
           <w:p>
             <w:pPr>
@@ -1337,16 +1330,16 @@
                 <w:placeholder>
                   <w:docPart w:val="DefaultPlaceholder_-1854013440"/>
                 </w:placeholder>
-                <w:showingPlcHdr/>
               </w:sdtPr>
               <w:sdtContent>
                 <w:r>
                   <w:rPr>
-                    <w:rStyle w:val="PlaceholderText"/>
-                    <w:color w:val="auto"/>
+                    <w:rFonts w:ascii="Arial" w:hAnsi="Arial" w:cs="Arial"/>
+                    <w:sz w:val="20"/>
+                    <w:szCs w:val="20"/>
                     <w:u w:val="single"/>
                   </w:rPr>
-                  <w:t>Click or tap here to enter text.</w:t>
+                  <w:t>meterphase</w:t>
                 </w:r>
               </w:sdtContent>
             </w:sdt>
@@ -2342,17 +2335,17 @@
                 <w:placeholder>
                   <w:docPart w:val="DefaultPlaceholder_-1854013440"/>
                 </w:placeholder>
-                <w:showingPlcHdr/>
               </w:sdtPr>
               <w:sdtContent>
                 <w:r>
                   <w:rPr>
-                    <w:rStyle w:val="PlaceholderText"/>
+                    <w:rFonts w:ascii="Arial" w:hAnsi="Arial" w:cs="Arial"/>
                     <w:b/>
                     <w:bCs/>
-                    <w:color w:val="auto"/>
+                    <w:sz w:val="22"/>
+                    <w:szCs w:val="22"/>
                   </w:rPr>
-                  <w:t>Click or tap here to enter text.</w:t>
+                  <w:t>systemexcludingbatterycash</w:t>
                 </w:r>
               </w:sdtContent>
             </w:sdt>
@@ -2615,23 +2608,13 @@
               </w:rPr>
               <w:t xml:space="preserve">- </w:t>
             </w:r>
-            <w:proofErr w:type="spellStart"/>
-            <w:r>
-              <w:rPr>
-                <w:rFonts w:ascii="Arial" w:hAnsi="Arial" w:cs="Arial"/>
-                <w:sz w:val="20"/>
-                <w:szCs w:val="20"/>
-              </w:rPr>
-              <w:t>Goodwe</w:t>
-            </w:r>
-            <w:proofErr w:type="spellEnd"/>
-            <w:r>
-              <w:rPr>
-                <w:rFonts w:ascii="Arial" w:hAnsi="Arial" w:cs="Arial"/>
-                <w:sz w:val="20"/>
-                <w:szCs w:val="20"/>
-              </w:rPr>
-              <w:t xml:space="preserve"> </w:t>
+            <w:r>
+              <w:rPr>
+                <w:rFonts w:ascii="Arial" w:hAnsi="Arial" w:cs="Arial"/>
+                <w:sz w:val="20"/>
+                <w:szCs w:val="20"/>
+              </w:rPr>
+              <w:t xml:space="preserve">Goodwe </w:t>
             </w:r>
             <w:r>
               <w:rPr>
@@ -2682,7 +2665,6 @@
             <w:placeholder>
               <w:docPart w:val="DefaultPlaceholder_-1854013440"/>
             </w:placeholder>
-            <w:showingPlcHdr/>
           </w:sdtPr>
           <w:sdtContent>
             <w:tc>
@@ -2703,10 +2685,11 @@
                 </w:pPr>
                 <w:r>
                   <w:rPr>
-                    <w:rStyle w:val="PlaceholderText"/>
-                    <w:color w:val="auto"/>
+                    <w:rFonts w:ascii="Arial" w:hAnsi="Arial" w:cs="Arial"/>
+                    <w:sz w:val="20"/>
+                    <w:szCs w:val="20"/>
                   </w:rPr>
-                  <w:t>Click or tap here to enter text.</w:t>
+                  <w:t>battery</w:t>
                 </w:r>
               </w:p>
             </w:tc>
@@ -2990,7 +2973,6 @@
                 <w:szCs w:val="20"/>
               </w:rPr>
             </w:pPr>
-            <w:proofErr w:type="spellStart"/>
             <w:r>
               <w:rPr>
                 <w:rFonts w:ascii="Arial" w:hAnsi="Arial" w:cs="Arial"/>
@@ -2999,18 +2981,7 @@
                 <w:sz w:val="20"/>
                 <w:szCs w:val="20"/>
               </w:rPr>
-              <w:t>Fonrich</w:t>
-            </w:r>
-            <w:proofErr w:type="spellEnd"/>
-            <w:r>
-              <w:rPr>
-                <w:rFonts w:ascii="Arial" w:hAnsi="Arial" w:cs="Arial"/>
-                <w:b/>
-                <w:bCs/>
-                <w:sz w:val="20"/>
-                <w:szCs w:val="20"/>
-              </w:rPr>
-              <w:t xml:space="preserve"> Optimizer</w:t>
+              <w:t>Fonrich Optimizer</w:t>
             </w:r>
           </w:p>
           <w:p>
@@ -3278,17 +3249,17 @@
                 <w:placeholder>
                   <w:docPart w:val="DefaultPlaceholder_-1854013440"/>
                 </w:placeholder>
-                <w:showingPlcHdr/>
               </w:sdtPr>
               <w:sdtContent>
                 <w:r>
                   <w:rPr>
-                    <w:rStyle w:val="PlaceholderText"/>
+                    <w:rFonts w:ascii="Arial" w:hAnsi="Arial" w:cs="Arial"/>
                     <w:b/>
                     <w:bCs/>
-                    <w:color w:val="auto"/>
+                    <w:sz w:val="22"/>
+                    <w:szCs w:val="22"/>
                   </w:rPr>
-                  <w:t>Click or tap here to enter text.</w:t>
+                  <w:t>batterycashprice</w:t>
                 </w:r>
               </w:sdtContent>
             </w:sdt>
@@ -3380,17 +3351,17 @@
                 <w:placeholder>
                   <w:docPart w:val="DefaultPlaceholder_-1854013440"/>
                 </w:placeholder>
-                <w:showingPlcHdr/>
               </w:sdtPr>
               <w:sdtContent>
                 <w:r>
                   <w:rPr>
-                    <w:rStyle w:val="PlaceholderText"/>
+                    <w:rFonts w:ascii="Arial" w:hAnsi="Arial" w:cs="Arial"/>
                     <w:b/>
                     <w:bCs/>
-                    <w:color w:val="auto"/>
+                    <w:sz w:val="22"/>
+                    <w:szCs w:val="22"/>
                   </w:rPr>
-                  <w:t>Click or tap here to enter text.</w:t>
+                  <w:t>systemprice</w:t>
                 </w:r>
               </w:sdtContent>
             </w:sdt>
@@ -3482,17 +3453,17 @@
                 <w:placeholder>
                   <w:docPart w:val="DefaultPlaceholder_-1854013440"/>
                 </w:placeholder>
-                <w:showingPlcHdr/>
               </w:sdtPr>
               <w:sdtContent>
                 <w:r>
                   <w:rPr>
-                    <w:rStyle w:val="PlaceholderText"/>
+                    <w:rFonts w:ascii="Arial" w:hAnsi="Arial" w:cs="Arial"/>
                     <w:b/>
                     <w:bCs/>
-                    <w:color w:val="auto"/>
+                    <w:sz w:val="22"/>
+                    <w:szCs w:val="22"/>
                   </w:rPr>
-                  <w:t>Click or tap here to enter text.</w:t>
+                  <w:t>systemccprice</w:t>
                 </w:r>
               </w:sdtContent>
             </w:sdt>
@@ -3707,25 +3678,7 @@
           <w:sz w:val="20"/>
           <w:szCs w:val="20"/>
         </w:rPr>
-        <w:t xml:space="preserve"> </w:t>
-      </w:r>
-      <w:proofErr w:type="spellStart"/>
-      <w:r>
-        <w:rPr>
-          <w:rFonts w:ascii="Arial" w:hAnsi="Arial" w:cs="Arial"/>
-          <w:sz w:val="20"/>
-          <w:szCs w:val="20"/>
-        </w:rPr>
-        <w:t>Trunking</w:t>
-      </w:r>
-      <w:proofErr w:type="spellEnd"/>
-      <w:r>
-        <w:rPr>
-          <w:rFonts w:ascii="Arial" w:hAnsi="Arial" w:cs="Arial"/>
-          <w:sz w:val="20"/>
-          <w:szCs w:val="20"/>
-        </w:rPr>
-        <w:t xml:space="preserve"> / PVC will be provided.</w:t>
+        <w:t xml:space="preserve"> Trunking / PVC will be provided.</w:t>
       </w:r>
     </w:p>
     <w:p>
@@ -3797,25 +3750,7 @@
           <w:sz w:val="20"/>
           <w:szCs w:val="20"/>
         </w:rPr>
-        <w:t xml:space="preserve">2.7 </w:t>
-      </w:r>
-      <w:proofErr w:type="spellStart"/>
-      <w:r>
-        <w:rPr>
-          <w:rFonts w:ascii="Arial" w:hAnsi="Arial" w:cs="Arial"/>
-          <w:sz w:val="20"/>
-          <w:szCs w:val="20"/>
-        </w:rPr>
-        <w:t>Wifi</w:t>
-      </w:r>
-      <w:proofErr w:type="spellEnd"/>
-      <w:r>
-        <w:rPr>
-          <w:rFonts w:ascii="Arial" w:hAnsi="Arial" w:cs="Arial"/>
-          <w:sz w:val="20"/>
-          <w:szCs w:val="20"/>
-        </w:rPr>
-        <w:t xml:space="preserve"> connection should be provided by the client.</w:t>
+        <w:t>2.7 Wifi connection should be provided by the client.</w:t>
       </w:r>
     </w:p>
     <w:p>
@@ -3902,24 +3837,7 @@
           <w:szCs w:val="20"/>
         </w:rPr>
         <w:tab/>
-      </w:r>
-      <w:proofErr w:type="spellStart"/>
-      <w:r>
-        <w:rPr>
-          <w:rFonts w:ascii="Arial" w:hAnsi="Arial" w:cs="Arial"/>
-          <w:sz w:val="20"/>
-          <w:szCs w:val="20"/>
-        </w:rPr>
-        <w:t>i</w:t>
-      </w:r>
-      <w:proofErr w:type="spellEnd"/>
-      <w:r>
-        <w:rPr>
-          <w:rFonts w:ascii="Arial" w:hAnsi="Arial" w:cs="Arial"/>
-          <w:sz w:val="20"/>
-          <w:szCs w:val="20"/>
-        </w:rPr>
-        <w:t xml:space="preserve">. </w:t>
+        <w:t xml:space="preserve">i. </w:t>
       </w:r>
       <w:r>
         <w:rPr>
@@ -4166,41 +4084,13 @@
           <w:szCs w:val="20"/>
         </w:rPr>
       </w:pPr>
-      <w:proofErr w:type="spellStart"/>
-      <w:r>
-        <w:rPr>
-          <w:rFonts w:ascii="Arial" w:hAnsi="Arial" w:cs="Arial"/>
-          <w:sz w:val="20"/>
-          <w:szCs w:val="20"/>
-        </w:rPr>
-        <w:t>i</w:t>
-      </w:r>
-      <w:proofErr w:type="spellEnd"/>
-      <w:r>
-        <w:rPr>
-          <w:rFonts w:ascii="Arial" w:hAnsi="Arial" w:cs="Arial"/>
-          <w:sz w:val="20"/>
-          <w:szCs w:val="20"/>
-        </w:rPr>
-        <w:t xml:space="preserve">. </w:t>
-      </w:r>
-      <w:proofErr w:type="gramStart"/>
-      <w:r>
-        <w:rPr>
-          <w:rFonts w:ascii="Arial" w:hAnsi="Arial" w:cs="Arial"/>
-          <w:sz w:val="20"/>
-          <w:szCs w:val="20"/>
-        </w:rPr>
-        <w:t>Technical</w:t>
-      </w:r>
-      <w:proofErr w:type="gramEnd"/>
-      <w:r>
-        <w:rPr>
-          <w:rFonts w:ascii="Arial" w:hAnsi="Arial" w:cs="Arial"/>
-          <w:sz w:val="20"/>
-          <w:szCs w:val="20"/>
-        </w:rPr>
-        <w:t xml:space="preserve"> assessment and SEDA</w:t>
+      <w:r>
+        <w:rPr>
+          <w:rFonts w:ascii="Arial" w:hAnsi="Arial" w:cs="Arial"/>
+          <w:sz w:val="20"/>
+          <w:szCs w:val="20"/>
+        </w:rPr>
+        <w:t>i. Technical assessment and SEDA</w:t>
       </w:r>
       <w:r>
         <w:rPr>
@@ -4570,16 +4460,16 @@
                 <w:placeholder>
                   <w:docPart w:val="DefaultPlaceholder_-1854013440"/>
                 </w:placeholder>
-                <w:showingPlcHdr/>
               </w:sdtPr>
               <w:sdtContent>
                 <w:r>
                   <w:rPr>
-                    <w:rStyle w:val="PlaceholderText"/>
-                    <w:color w:val="auto"/>
+                    <w:rFonts w:ascii="Arial" w:hAnsi="Arial" w:cs="Arial"/>
+                    <w:sz w:val="20"/>
+                    <w:szCs w:val="20"/>
                     <w:u w:val="single"/>
                   </w:rPr>
-                  <w:t>Click or tap here to enter text.</w:t>
+                  <w:t>meterphase</w:t>
                 </w:r>
               </w:sdtContent>
             </w:sdt>
@@ -4652,15 +4542,15 @@
                 <w:placeholder>
                   <w:docPart w:val="DefaultPlaceholder_-1854013440"/>
                 </w:placeholder>
-                <w:showingPlcHdr/>
               </w:sdtPr>
               <w:sdtContent>
                 <w:r>
                   <w:rPr>
-                    <w:rStyle w:val="PlaceholderText"/>
-                    <w:color w:val="auto"/>
+                    <w:rFonts w:ascii="Arial" w:hAnsi="Arial" w:cs="Arial"/>
+                    <w:sz w:val="20"/>
+                    <w:szCs w:val="20"/>
                   </w:rPr>
-                  <w:t>Click or tap here to enter text.</w:t>
+                  <w:t>systemsize</w:t>
                 </w:r>
               </w:sdtContent>
             </w:sdt>
@@ -4670,25 +4560,7 @@
                 <w:sz w:val="20"/>
                 <w:szCs w:val="20"/>
               </w:rPr>
-              <w:t xml:space="preserve"> </w:t>
-            </w:r>
-            <w:proofErr w:type="spellStart"/>
-            <w:r>
-              <w:rPr>
-                <w:rFonts w:ascii="Arial" w:hAnsi="Arial" w:cs="Arial"/>
-                <w:sz w:val="20"/>
-                <w:szCs w:val="20"/>
-              </w:rPr>
-              <w:t>kWp</w:t>
-            </w:r>
-            <w:proofErr w:type="spellEnd"/>
-            <w:r>
-              <w:rPr>
-                <w:rFonts w:ascii="Arial" w:hAnsi="Arial" w:cs="Arial"/>
-                <w:sz w:val="20"/>
-                <w:szCs w:val="20"/>
-              </w:rPr>
-              <w:t xml:space="preserve"> / </w:t>
+              <w:t xml:space="preserve"> kWp / </w:t>
             </w:r>
             <w:sdt>
               <w:sdtPr>
@@ -4702,15 +4574,15 @@
                 <w:placeholder>
                   <w:docPart w:val="DefaultPlaceholder_-1854013440"/>
                 </w:placeholder>
-                <w:showingPlcHdr/>
               </w:sdtPr>
               <w:sdtContent>
                 <w:r>
                   <w:rPr>
-                    <w:rStyle w:val="PlaceholderText"/>
-                    <w:color w:val="auto"/>
+                    <w:rFonts w:ascii="Arial" w:hAnsi="Arial" w:cs="Arial"/>
+                    <w:sz w:val="20"/>
+                    <w:szCs w:val="20"/>
                   </w:rPr>
-                  <w:t>Click or tap here to enter text.</w:t>
+                  <w:t>invertersize</w:t>
                 </w:r>
               </w:sdtContent>
             </w:sdt>
@@ -4720,18 +4592,8 @@
                 <w:sz w:val="20"/>
                 <w:szCs w:val="20"/>
               </w:rPr>
-              <w:t xml:space="preserve"> </w:t>
-            </w:r>
-            <w:proofErr w:type="spellStart"/>
-            <w:r>
-              <w:rPr>
-                <w:rFonts w:ascii="Arial" w:hAnsi="Arial" w:cs="Arial"/>
-                <w:sz w:val="20"/>
-                <w:szCs w:val="20"/>
-              </w:rPr>
-              <w:t>kWac</w:t>
-            </w:r>
-            <w:proofErr w:type="spellEnd"/>
+              <w:t xml:space="preserve"> kWac</w:t>
+            </w:r>
           </w:p>
         </w:tc>
       </w:tr>
@@ -4792,15 +4654,15 @@
                 <w:placeholder>
                   <w:docPart w:val="DefaultPlaceholder_-1854013440"/>
                 </w:placeholder>
-                <w:showingPlcHdr/>
               </w:sdtPr>
               <w:sdtContent>
                 <w:r>
                   <w:rPr>
-                    <w:rStyle w:val="PlaceholderText"/>
-                    <w:color w:val="auto"/>
+                    <w:rFonts w:ascii="Arial" w:hAnsi="Arial" w:cs="Arial"/>
+                    <w:sz w:val="20"/>
+                    <w:szCs w:val="20"/>
                   </w:rPr>
-                  <w:t>Click or tap here to enter text.</w:t>
+                  <w:t>panel</w:t>
                 </w:r>
               </w:sdtContent>
             </w:sdt>
@@ -4890,15 +4752,15 @@
                 <w:placeholder>
                   <w:docPart w:val="DefaultPlaceholder_-1854013440"/>
                 </w:placeholder>
-                <w:showingPlcHdr/>
               </w:sdtPr>
               <w:sdtContent>
                 <w:r>
                   <w:rPr>
-                    <w:rStyle w:val="PlaceholderText"/>
-                    <w:color w:val="auto"/>
+                    <w:rFonts w:ascii="Arial" w:hAnsi="Arial" w:cs="Arial"/>
+                    <w:sz w:val="20"/>
+                    <w:szCs w:val="20"/>
                   </w:rPr>
-                  <w:t>Click or tap here to enter text.</w:t>
+                  <w:t>annualgeneration</w:t>
                 </w:r>
               </w:sdtContent>
             </w:sdt>
@@ -4980,15 +4842,15 @@
                 <w:placeholder>
                   <w:docPart w:val="DefaultPlaceholder_-1854013440"/>
                 </w:placeholder>
-                <w:showingPlcHdr/>
               </w:sdtPr>
               <w:sdtContent>
                 <w:r>
                   <w:rPr>
-                    <w:rStyle w:val="PlaceholderText"/>
-                    <w:color w:val="auto"/>
+                    <w:rFonts w:ascii="Arial" w:hAnsi="Arial" w:cs="Arial"/>
+                    <w:sz w:val="20"/>
+                    <w:szCs w:val="20"/>
                   </w:rPr>
-                  <w:t>Click or tap here to enter text.</w:t>
+                  <w:t>monthlygeneration</w:t>
                 </w:r>
               </w:sdtContent>
             </w:sdt>
@@ -5323,23 +5185,13 @@
           <w:szCs w:val="20"/>
         </w:rPr>
       </w:pPr>
-      <w:proofErr w:type="spellStart"/>
-      <w:r>
-        <w:rPr>
-          <w:rFonts w:ascii="Arial" w:hAnsi="Arial" w:cs="Arial"/>
-          <w:sz w:val="20"/>
-          <w:szCs w:val="20"/>
-        </w:rPr>
-        <w:t>i</w:t>
-      </w:r>
-      <w:proofErr w:type="spellEnd"/>
-      <w:r>
-        <w:rPr>
-          <w:rFonts w:ascii="Arial" w:hAnsi="Arial" w:cs="Arial"/>
-          <w:sz w:val="20"/>
-          <w:szCs w:val="20"/>
-        </w:rPr>
-        <w:t xml:space="preserve">. Solar </w:t>
+      <w:r>
+        <w:rPr>
+          <w:rFonts w:ascii="Arial" w:hAnsi="Arial" w:cs="Arial"/>
+          <w:sz w:val="20"/>
+          <w:szCs w:val="20"/>
+        </w:rPr>
+        <w:t xml:space="preserve">i. Solar </w:t>
       </w:r>
       <w:r>
         <w:rPr>
@@ -5880,6 +5732,29 @@
         <w:tab/>
         <w:t xml:space="preserve">Name: </w:t>
       </w:r>
+      <w:sdt>
+        <w:sdtPr>
+          <w:rPr>
+            <w:rFonts w:ascii="Arial" w:hAnsi="Arial" w:cs="Arial"/>
+            <w:sz w:val="20"/>
+            <w:szCs w:val="20"/>
+          </w:rPr>
+          <w:id w:val="-1059388298"/>
+          <w:placeholder>
+            <w:docPart w:val="2AB017D2119B44D79E3632A2968C762A"/>
+          </w:placeholder>
+        </w:sdtPr>
+        <w:sdtContent>
+          <w:r>
+            <w:rPr>
+              <w:rFonts w:ascii="Arial" w:hAnsi="Arial" w:cs="Arial"/>
+              <w:sz w:val="20"/>
+              <w:szCs w:val="20"/>
+            </w:rPr>
+            <w:t>clientname</w:t>
+          </w:r>
+        </w:sdtContent>
+      </w:sdt>
     </w:p>
     <w:p>
       <w:pPr>
@@ -10839,6 +10714,35 @@
         </w:p>
       </w:docPartBody>
     </w:docPart>
+    <w:docPart>
+      <w:docPartPr>
+        <w:name w:val="2AB017D2119B44D79E3632A2968C762A"/>
+        <w:category>
+          <w:name w:val="General"/>
+          <w:gallery w:val="placeholder"/>
+        </w:category>
+        <w:types>
+          <w:type w:val="bbPlcHdr"/>
+        </w:types>
+        <w:behaviors>
+          <w:behavior w:val="content"/>
+        </w:behaviors>
+        <w:guid w:val="{A65B5899-29CA-426F-B365-312E43668B40}"/>
+      </w:docPartPr>
+      <w:docPartBody>
+        <w:p>
+          <w:pPr>
+            <w:pStyle w:val="2AB017D2119B44D79E3632A2968C762A"/>
+          </w:pPr>
+          <w:r>
+            <w:rPr>
+              <w:rStyle w:val="PlaceholderText"/>
+            </w:rPr>
+            <w:t>Click or tap here to enter text.</w:t>
+          </w:r>
+        </w:p>
+      </w:docPartBody>
+    </w:docPart>
   </w:docParts>
 </w:glossaryDocument>
 </file>
@@ -10963,6 +10867,8 @@
   </w:compat>
   <w:rsids>
     <w:rsidRoot w:val="00A16C96"/>
+    <w:rsid w:val="00236843"/>
+    <w:rsid w:val="00520641"/>
     <w:rsid w:val="005C787F"/>
     <w:rsid w:val="00792495"/>
     <w:rsid w:val="008B0C8E"/>
@@ -10970,6 +10876,7 @@
     <w:rsid w:val="00A16C96"/>
     <w:rsid w:val="00B67C1D"/>
     <w:rsid w:val="00BE1385"/>
+    <w:rsid w:val="00CE1F06"/>
     <w:rsid w:val="00E0500E"/>
     <w:rsid w:val="00E25A96"/>
     <w:rsid w:val="00F46567"/>
@@ -11428,7 +11335,7 @@
     <w:basedOn w:val="DefaultParagraphFont"/>
     <w:uiPriority w:val="99"/>
     <w:semiHidden/>
-    <w:rsid w:val="00A16C96"/>
+    <w:rsid w:val="00CE1F06"/>
     <w:rPr>
       <w:color w:val="666666"/>
     </w:rPr>
@@ -11436,6 +11343,10 @@
   <w:style w:type="paragraph" w:customStyle="1" w:styleId="DA08BE86F59E4DE6BD1865B6F4BE487A">
     <w:name w:val="DA08BE86F59E4DE6BD1865B6F4BE487A"/>
     <w:rsid w:val="00A16C96"/>
+  </w:style>
+  <w:style w:type="paragraph" w:customStyle="1" w:styleId="2AB017D2119B44D79E3632A2968C762A">
+    <w:name w:val="2AB017D2119B44D79E3632A2968C762A"/>
+    <w:rsid w:val="00CE1F06"/>
   </w:style>
 </w:styles>
 </file>

--- a/ResidentialQuotation.docx
+++ b/ResidentialQuotation.docx
@@ -97,6 +97,7 @@
                     <w:szCs w:val="20"/>
                   </w:rPr>
                 </w:pPr>
+                <w:proofErr w:type="spellStart"/>
                 <w:r>
                   <w:rPr>
                     <w:rFonts w:ascii="Arial" w:hAnsi="Arial" w:cs="Arial"/>
@@ -105,6 +106,7 @@
                   </w:rPr>
                   <w:t>clientname</w:t>
                 </w:r>
+                <w:proofErr w:type="spellEnd"/>
               </w:p>
             </w:tc>
           </w:sdtContent>
@@ -211,6 +213,7 @@
                     <w:szCs w:val="20"/>
                   </w:rPr>
                 </w:pPr>
+                <w:proofErr w:type="spellStart"/>
                 <w:r>
                   <w:rPr>
                     <w:rFonts w:ascii="Arial" w:hAnsi="Arial" w:cs="Arial"/>
@@ -219,6 +222,7 @@
                   </w:rPr>
                   <w:t>clientcompany</w:t>
                 </w:r>
+                <w:proofErr w:type="spellEnd"/>
               </w:p>
             </w:tc>
           </w:sdtContent>
@@ -398,6 +402,7 @@
                     <w:szCs w:val="20"/>
                   </w:rPr>
                 </w:pPr>
+                <w:proofErr w:type="spellStart"/>
                 <w:r>
                   <w:rPr>
                     <w:rFonts w:ascii="Arial" w:hAnsi="Arial" w:cs="Arial"/>
@@ -406,6 +411,7 @@
                   </w:rPr>
                   <w:t>contactno</w:t>
                 </w:r>
+                <w:proofErr w:type="spellEnd"/>
               </w:p>
             </w:tc>
           </w:sdtContent>
@@ -911,6 +917,7 @@
                 </w:placeholder>
               </w:sdtPr>
               <w:sdtContent>
+                <w:proofErr w:type="spellStart"/>
                 <w:r>
                   <w:rPr>
                     <w:rFonts w:ascii="Arial" w:hAnsi="Arial" w:cs="Arial"/>
@@ -921,6 +928,7 @@
                   </w:rPr>
                   <w:t>systemsize</w:t>
                 </w:r>
+                <w:proofErr w:type="spellEnd"/>
               </w:sdtContent>
             </w:sdt>
             <w:r>
@@ -933,6 +941,7 @@
               </w:rPr>
               <w:t xml:space="preserve"> </w:t>
             </w:r>
+            <w:proofErr w:type="spellStart"/>
             <w:r>
               <w:rPr>
                 <w:rFonts w:ascii="Arial" w:hAnsi="Arial" w:cs="Arial"/>
@@ -944,6 +953,7 @@
               </w:rPr>
               <w:t>kWp</w:t>
             </w:r>
+            <w:proofErr w:type="spellEnd"/>
             <w:r>
               <w:rPr>
                 <w:rFonts w:ascii="Arial" w:hAnsi="Arial" w:cs="Arial"/>
@@ -971,7 +981,25 @@
                 <w:sz w:val="20"/>
                 <w:szCs w:val="20"/>
               </w:rPr>
-              <w:t xml:space="preserve"> - Trina Solar Mono-crystalline half-cell with MyHijau mark or equivalent.</w:t>
+              <w:t xml:space="preserve"> - Trina Solar Mono-crystalline half-cell with </w:t>
+            </w:r>
+            <w:proofErr w:type="spellStart"/>
+            <w:r>
+              <w:rPr>
+                <w:rFonts w:ascii="Arial" w:hAnsi="Arial" w:cs="Arial"/>
+                <w:sz w:val="20"/>
+                <w:szCs w:val="20"/>
+              </w:rPr>
+              <w:t>MyHijau</w:t>
+            </w:r>
+            <w:proofErr w:type="spellEnd"/>
+            <w:r>
+              <w:rPr>
+                <w:rFonts w:ascii="Arial" w:hAnsi="Arial" w:cs="Arial"/>
+                <w:sz w:val="20"/>
+                <w:szCs w:val="20"/>
+              </w:rPr>
+              <w:t xml:space="preserve"> mark or equivalent.</w:t>
             </w:r>
           </w:p>
           <w:p>
@@ -1233,6 +1261,7 @@
                 </w:placeholder>
               </w:sdtPr>
               <w:sdtContent>
+                <w:proofErr w:type="spellStart"/>
                 <w:r>
                   <w:rPr>
                     <w:rFonts w:ascii="Arial" w:hAnsi="Arial" w:cs="Arial"/>
@@ -1241,10 +1270,22 @@
                     <w:sz w:val="20"/>
                     <w:szCs w:val="20"/>
                   </w:rPr>
-                  <w:t xml:space="preserve">invertersize </w:t>
+                  <w:t>invertersize</w:t>
+                </w:r>
+                <w:proofErr w:type="spellEnd"/>
+                <w:r>
+                  <w:rPr>
+                    <w:rFonts w:ascii="Arial" w:hAnsi="Arial" w:cs="Arial"/>
+                    <w:b/>
+                    <w:bCs/>
+                    <w:sz w:val="20"/>
+                    <w:szCs w:val="20"/>
+                  </w:rPr>
+                  <w:t xml:space="preserve"> </w:t>
                 </w:r>
               </w:sdtContent>
             </w:sdt>
+            <w:proofErr w:type="spellStart"/>
             <w:r>
               <w:rPr>
                 <w:rFonts w:ascii="Arial" w:hAnsi="Arial" w:cs="Arial"/>
@@ -1256,6 +1297,7 @@
               </w:rPr>
               <w:t>kWac</w:t>
             </w:r>
+            <w:proofErr w:type="spellEnd"/>
           </w:p>
           <w:p>
             <w:pPr>
@@ -1297,16 +1339,18 @@
                 <w:placeholder>
                   <w:docPart w:val="DefaultPlaceholder_-1854013440"/>
                 </w:placeholder>
-                <w:showingPlcHdr/>
               </w:sdtPr>
               <w:sdtContent>
+                <w:proofErr w:type="spellStart"/>
                 <w:r>
                   <w:rPr>
-                    <w:rStyle w:val="PlaceholderText"/>
-                    <w:color w:val="auto"/>
+                    <w:rFonts w:ascii="Arial" w:hAnsi="Arial" w:cs="Arial"/>
+                    <w:sz w:val="20"/>
+                    <w:szCs w:val="20"/>
                   </w:rPr>
-                  <w:t>Click or tap here to enter text.</w:t>
+                  <w:t>inverterbrand</w:t>
                 </w:r>
+                <w:proofErr w:type="spellEnd"/>
               </w:sdtContent>
             </w:sdt>
             <w:r>
@@ -1332,6 +1376,7 @@
                 </w:placeholder>
               </w:sdtPr>
               <w:sdtContent>
+                <w:proofErr w:type="spellStart"/>
                 <w:r>
                   <w:rPr>
                     <w:rFonts w:ascii="Arial" w:hAnsi="Arial" w:cs="Arial"/>
@@ -1341,6 +1386,7 @@
                   </w:rPr>
                   <w:t>meterphase</w:t>
                 </w:r>
+                <w:proofErr w:type="spellEnd"/>
               </w:sdtContent>
             </w:sdt>
             <w:r>
@@ -2337,6 +2383,7 @@
                 </w:placeholder>
               </w:sdtPr>
               <w:sdtContent>
+                <w:proofErr w:type="spellStart"/>
                 <w:r>
                   <w:rPr>
                     <w:rFonts w:ascii="Arial" w:hAnsi="Arial" w:cs="Arial"/>
@@ -2347,6 +2394,7 @@
                   </w:rPr>
                   <w:t>systemexcludingbatterycash</w:t>
                 </w:r>
+                <w:proofErr w:type="spellEnd"/>
               </w:sdtContent>
             </w:sdt>
           </w:p>
@@ -2608,13 +2656,23 @@
               </w:rPr>
               <w:t xml:space="preserve">- </w:t>
             </w:r>
-            <w:r>
-              <w:rPr>
-                <w:rFonts w:ascii="Arial" w:hAnsi="Arial" w:cs="Arial"/>
-                <w:sz w:val="20"/>
-                <w:szCs w:val="20"/>
-              </w:rPr>
-              <w:t xml:space="preserve">Goodwe </w:t>
+            <w:proofErr w:type="spellStart"/>
+            <w:r>
+              <w:rPr>
+                <w:rFonts w:ascii="Arial" w:hAnsi="Arial" w:cs="Arial"/>
+                <w:sz w:val="20"/>
+                <w:szCs w:val="20"/>
+              </w:rPr>
+              <w:t>Goodwe</w:t>
+            </w:r>
+            <w:proofErr w:type="spellEnd"/>
+            <w:r>
+              <w:rPr>
+                <w:rFonts w:ascii="Arial" w:hAnsi="Arial" w:cs="Arial"/>
+                <w:sz w:val="20"/>
+                <w:szCs w:val="20"/>
+              </w:rPr>
+              <w:t xml:space="preserve"> </w:t>
             </w:r>
             <w:r>
               <w:rPr>
@@ -2722,7 +2780,6 @@
                 <w:sz w:val="20"/>
                 <w:szCs w:val="20"/>
               </w:rPr>
-              <w:lastRenderedPageBreak/>
               <w:t>2</w:t>
             </w:r>
           </w:p>
@@ -2845,6 +2902,7 @@
                 <w:sz w:val="20"/>
                 <w:szCs w:val="20"/>
               </w:rPr>
+              <w:lastRenderedPageBreak/>
               <w:t>3.</w:t>
             </w:r>
           </w:p>
@@ -2973,6 +3031,7 @@
                 <w:szCs w:val="20"/>
               </w:rPr>
             </w:pPr>
+            <w:proofErr w:type="spellStart"/>
             <w:r>
               <w:rPr>
                 <w:rFonts w:ascii="Arial" w:hAnsi="Arial" w:cs="Arial"/>
@@ -2981,7 +3040,18 @@
                 <w:sz w:val="20"/>
                 <w:szCs w:val="20"/>
               </w:rPr>
-              <w:t>Fonrich Optimizer</w:t>
+              <w:t>Fonrich</w:t>
+            </w:r>
+            <w:proofErr w:type="spellEnd"/>
+            <w:r>
+              <w:rPr>
+                <w:rFonts w:ascii="Arial" w:hAnsi="Arial" w:cs="Arial"/>
+                <w:b/>
+                <w:bCs/>
+                <w:sz w:val="20"/>
+                <w:szCs w:val="20"/>
+              </w:rPr>
+              <w:t xml:space="preserve"> Optimizer</w:t>
             </w:r>
           </w:p>
           <w:p>
@@ -3251,6 +3321,7 @@
                 </w:placeholder>
               </w:sdtPr>
               <w:sdtContent>
+                <w:proofErr w:type="spellStart"/>
                 <w:r>
                   <w:rPr>
                     <w:rFonts w:ascii="Arial" w:hAnsi="Arial" w:cs="Arial"/>
@@ -3261,6 +3332,7 @@
                   </w:rPr>
                   <w:t>batterycashprice</w:t>
                 </w:r>
+                <w:proofErr w:type="spellEnd"/>
               </w:sdtContent>
             </w:sdt>
             <w:r>
@@ -3353,6 +3425,7 @@
                 </w:placeholder>
               </w:sdtPr>
               <w:sdtContent>
+                <w:proofErr w:type="spellStart"/>
                 <w:r>
                   <w:rPr>
                     <w:rFonts w:ascii="Arial" w:hAnsi="Arial" w:cs="Arial"/>
@@ -3363,6 +3436,7 @@
                   </w:rPr>
                   <w:t>systemprice</w:t>
                 </w:r>
+                <w:proofErr w:type="spellEnd"/>
               </w:sdtContent>
             </w:sdt>
             <w:r>
@@ -3455,6 +3529,7 @@
                 </w:placeholder>
               </w:sdtPr>
               <w:sdtContent>
+                <w:proofErr w:type="spellStart"/>
                 <w:r>
                   <w:rPr>
                     <w:rFonts w:ascii="Arial" w:hAnsi="Arial" w:cs="Arial"/>
@@ -3465,6 +3540,7 @@
                   </w:rPr>
                   <w:t>systemccprice</w:t>
                 </w:r>
+                <w:proofErr w:type="spellEnd"/>
               </w:sdtContent>
             </w:sdt>
             <w:r>
@@ -3678,7 +3754,25 @@
           <w:sz w:val="20"/>
           <w:szCs w:val="20"/>
         </w:rPr>
-        <w:t xml:space="preserve"> Trunking / PVC will be provided.</w:t>
+        <w:t xml:space="preserve"> </w:t>
+      </w:r>
+      <w:proofErr w:type="spellStart"/>
+      <w:r>
+        <w:rPr>
+          <w:rFonts w:ascii="Arial" w:hAnsi="Arial" w:cs="Arial"/>
+          <w:sz w:val="20"/>
+          <w:szCs w:val="20"/>
+        </w:rPr>
+        <w:t>Trunking</w:t>
+      </w:r>
+      <w:proofErr w:type="spellEnd"/>
+      <w:r>
+        <w:rPr>
+          <w:rFonts w:ascii="Arial" w:hAnsi="Arial" w:cs="Arial"/>
+          <w:sz w:val="20"/>
+          <w:szCs w:val="20"/>
+        </w:rPr>
+        <w:t xml:space="preserve"> / PVC will be provided.</w:t>
       </w:r>
     </w:p>
     <w:p>
@@ -3750,7 +3844,25 @@
           <w:sz w:val="20"/>
           <w:szCs w:val="20"/>
         </w:rPr>
-        <w:t>2.7 Wifi connection should be provided by the client.</w:t>
+        <w:t xml:space="preserve">2.7 </w:t>
+      </w:r>
+      <w:proofErr w:type="spellStart"/>
+      <w:r>
+        <w:rPr>
+          <w:rFonts w:ascii="Arial" w:hAnsi="Arial" w:cs="Arial"/>
+          <w:sz w:val="20"/>
+          <w:szCs w:val="20"/>
+        </w:rPr>
+        <w:t>Wifi</w:t>
+      </w:r>
+      <w:proofErr w:type="spellEnd"/>
+      <w:r>
+        <w:rPr>
+          <w:rFonts w:ascii="Arial" w:hAnsi="Arial" w:cs="Arial"/>
+          <w:sz w:val="20"/>
+          <w:szCs w:val="20"/>
+        </w:rPr>
+        <w:t xml:space="preserve"> connection should be provided by the client.</w:t>
       </w:r>
     </w:p>
     <w:p>
@@ -3837,7 +3949,24 @@
           <w:szCs w:val="20"/>
         </w:rPr>
         <w:tab/>
-        <w:t xml:space="preserve">i. </w:t>
+      </w:r>
+      <w:proofErr w:type="spellStart"/>
+      <w:r>
+        <w:rPr>
+          <w:rFonts w:ascii="Arial" w:hAnsi="Arial" w:cs="Arial"/>
+          <w:sz w:val="20"/>
+          <w:szCs w:val="20"/>
+        </w:rPr>
+        <w:t>i</w:t>
+      </w:r>
+      <w:proofErr w:type="spellEnd"/>
+      <w:r>
+        <w:rPr>
+          <w:rFonts w:ascii="Arial" w:hAnsi="Arial" w:cs="Arial"/>
+          <w:sz w:val="20"/>
+          <w:szCs w:val="20"/>
+        </w:rPr>
+        <w:t xml:space="preserve">. </w:t>
       </w:r>
       <w:r>
         <w:rPr>
@@ -4084,13 +4213,41 @@
           <w:szCs w:val="20"/>
         </w:rPr>
       </w:pPr>
-      <w:r>
-        <w:rPr>
-          <w:rFonts w:ascii="Arial" w:hAnsi="Arial" w:cs="Arial"/>
-          <w:sz w:val="20"/>
-          <w:szCs w:val="20"/>
-        </w:rPr>
-        <w:t>i. Technical assessment and SEDA</w:t>
+      <w:proofErr w:type="spellStart"/>
+      <w:r>
+        <w:rPr>
+          <w:rFonts w:ascii="Arial" w:hAnsi="Arial" w:cs="Arial"/>
+          <w:sz w:val="20"/>
+          <w:szCs w:val="20"/>
+        </w:rPr>
+        <w:t>i</w:t>
+      </w:r>
+      <w:proofErr w:type="spellEnd"/>
+      <w:r>
+        <w:rPr>
+          <w:rFonts w:ascii="Arial" w:hAnsi="Arial" w:cs="Arial"/>
+          <w:sz w:val="20"/>
+          <w:szCs w:val="20"/>
+        </w:rPr>
+        <w:t xml:space="preserve">. </w:t>
+      </w:r>
+      <w:proofErr w:type="gramStart"/>
+      <w:r>
+        <w:rPr>
+          <w:rFonts w:ascii="Arial" w:hAnsi="Arial" w:cs="Arial"/>
+          <w:sz w:val="20"/>
+          <w:szCs w:val="20"/>
+        </w:rPr>
+        <w:t>Technical</w:t>
+      </w:r>
+      <w:proofErr w:type="gramEnd"/>
+      <w:r>
+        <w:rPr>
+          <w:rFonts w:ascii="Arial" w:hAnsi="Arial" w:cs="Arial"/>
+          <w:sz w:val="20"/>
+          <w:szCs w:val="20"/>
+        </w:rPr>
+        <w:t xml:space="preserve"> assessment and SEDA</w:t>
       </w:r>
       <w:r>
         <w:rPr>
@@ -4462,6 +4619,7 @@
                 </w:placeholder>
               </w:sdtPr>
               <w:sdtContent>
+                <w:proofErr w:type="spellStart"/>
                 <w:r>
                   <w:rPr>
                     <w:rFonts w:ascii="Arial" w:hAnsi="Arial" w:cs="Arial"/>
@@ -4471,6 +4629,7 @@
                   </w:rPr>
                   <w:t>meterphase</w:t>
                 </w:r>
+                <w:proofErr w:type="spellEnd"/>
               </w:sdtContent>
             </w:sdt>
             <w:r>
@@ -4544,6 +4703,7 @@
                 </w:placeholder>
               </w:sdtPr>
               <w:sdtContent>
+                <w:proofErr w:type="spellStart"/>
                 <w:r>
                   <w:rPr>
                     <w:rFonts w:ascii="Arial" w:hAnsi="Arial" w:cs="Arial"/>
@@ -4552,6 +4712,7 @@
                   </w:rPr>
                   <w:t>systemsize</w:t>
                 </w:r>
+                <w:proofErr w:type="spellEnd"/>
               </w:sdtContent>
             </w:sdt>
             <w:r>
@@ -4560,7 +4721,25 @@
                 <w:sz w:val="20"/>
                 <w:szCs w:val="20"/>
               </w:rPr>
-              <w:t xml:space="preserve"> kWp / </w:t>
+              <w:t xml:space="preserve"> </w:t>
+            </w:r>
+            <w:proofErr w:type="spellStart"/>
+            <w:r>
+              <w:rPr>
+                <w:rFonts w:ascii="Arial" w:hAnsi="Arial" w:cs="Arial"/>
+                <w:sz w:val="20"/>
+                <w:szCs w:val="20"/>
+              </w:rPr>
+              <w:t>kWp</w:t>
+            </w:r>
+            <w:proofErr w:type="spellEnd"/>
+            <w:r>
+              <w:rPr>
+                <w:rFonts w:ascii="Arial" w:hAnsi="Arial" w:cs="Arial"/>
+                <w:sz w:val="20"/>
+                <w:szCs w:val="20"/>
+              </w:rPr>
+              <w:t xml:space="preserve"> / </w:t>
             </w:r>
             <w:sdt>
               <w:sdtPr>
@@ -4576,6 +4755,7 @@
                 </w:placeholder>
               </w:sdtPr>
               <w:sdtContent>
+                <w:proofErr w:type="spellStart"/>
                 <w:r>
                   <w:rPr>
                     <w:rFonts w:ascii="Arial" w:hAnsi="Arial" w:cs="Arial"/>
@@ -4584,6 +4764,7 @@
                   </w:rPr>
                   <w:t>invertersize</w:t>
                 </w:r>
+                <w:proofErr w:type="spellEnd"/>
               </w:sdtContent>
             </w:sdt>
             <w:r>
@@ -4592,8 +4773,18 @@
                 <w:sz w:val="20"/>
                 <w:szCs w:val="20"/>
               </w:rPr>
-              <w:t xml:space="preserve"> kWac</w:t>
-            </w:r>
+              <w:t xml:space="preserve"> </w:t>
+            </w:r>
+            <w:proofErr w:type="spellStart"/>
+            <w:r>
+              <w:rPr>
+                <w:rFonts w:ascii="Arial" w:hAnsi="Arial" w:cs="Arial"/>
+                <w:sz w:val="20"/>
+                <w:szCs w:val="20"/>
+              </w:rPr>
+              <w:t>kWac</w:t>
+            </w:r>
+            <w:proofErr w:type="spellEnd"/>
           </w:p>
         </w:tc>
       </w:tr>
@@ -4754,6 +4945,7 @@
                 </w:placeholder>
               </w:sdtPr>
               <w:sdtContent>
+                <w:proofErr w:type="spellStart"/>
                 <w:r>
                   <w:rPr>
                     <w:rFonts w:ascii="Arial" w:hAnsi="Arial" w:cs="Arial"/>
@@ -4762,6 +4954,7 @@
                   </w:rPr>
                   <w:t>annualgeneration</w:t>
                 </w:r>
+                <w:proofErr w:type="spellEnd"/>
               </w:sdtContent>
             </w:sdt>
             <w:r>
@@ -4844,6 +5037,7 @@
                 </w:placeholder>
               </w:sdtPr>
               <w:sdtContent>
+                <w:proofErr w:type="spellStart"/>
                 <w:r>
                   <w:rPr>
                     <w:rFonts w:ascii="Arial" w:hAnsi="Arial" w:cs="Arial"/>
@@ -4852,6 +5046,7 @@
                   </w:rPr>
                   <w:t>monthlygeneration</w:t>
                 </w:r>
+                <w:proofErr w:type="spellEnd"/>
               </w:sdtContent>
             </w:sdt>
             <w:r>
@@ -5185,13 +5380,23 @@
           <w:szCs w:val="20"/>
         </w:rPr>
       </w:pPr>
-      <w:r>
-        <w:rPr>
-          <w:rFonts w:ascii="Arial" w:hAnsi="Arial" w:cs="Arial"/>
-          <w:sz w:val="20"/>
-          <w:szCs w:val="20"/>
-        </w:rPr>
-        <w:t xml:space="preserve">i. Solar </w:t>
+      <w:proofErr w:type="spellStart"/>
+      <w:r>
+        <w:rPr>
+          <w:rFonts w:ascii="Arial" w:hAnsi="Arial" w:cs="Arial"/>
+          <w:sz w:val="20"/>
+          <w:szCs w:val="20"/>
+        </w:rPr>
+        <w:t>i</w:t>
+      </w:r>
+      <w:proofErr w:type="spellEnd"/>
+      <w:r>
+        <w:rPr>
+          <w:rFonts w:ascii="Arial" w:hAnsi="Arial" w:cs="Arial"/>
+          <w:sz w:val="20"/>
+          <w:szCs w:val="20"/>
+        </w:rPr>
+        <w:t xml:space="preserve">. Solar </w:t>
       </w:r>
       <w:r>
         <w:rPr>
@@ -5745,6 +5950,7 @@
           </w:placeholder>
         </w:sdtPr>
         <w:sdtContent>
+          <w:proofErr w:type="spellStart"/>
           <w:r>
             <w:rPr>
               <w:rFonts w:ascii="Arial" w:hAnsi="Arial" w:cs="Arial"/>
@@ -5753,6 +5959,7 @@
             </w:rPr>
             <w:t>clientname</w:t>
           </w:r>
+          <w:proofErr w:type="spellEnd"/>
         </w:sdtContent>
       </w:sdt>
     </w:p>
@@ -10868,10 +11075,13 @@
   <w:rsids>
     <w:rsidRoot w:val="00A16C96"/>
     <w:rsid w:val="00236843"/>
+    <w:rsid w:val="003A0A68"/>
     <w:rsid w:val="00520641"/>
     <w:rsid w:val="005C787F"/>
     <w:rsid w:val="00792495"/>
     <w:rsid w:val="008B0C8E"/>
+    <w:rsid w:val="0093494A"/>
+    <w:rsid w:val="0095443C"/>
     <w:rsid w:val="009E594B"/>
     <w:rsid w:val="00A16C96"/>
     <w:rsid w:val="00B67C1D"/>

--- a/ResidentialQuotation.docx
+++ b/ResidentialQuotation.docx
@@ -1253,6 +1253,7 @@
                   <w:bCs/>
                   <w:sz w:val="20"/>
                   <w:szCs w:val="20"/>
+                  <w:u w:val="single"/>
                 </w:rPr>
                 <w:tag w:val="invertersize"/>
                 <w:id w:val="792708915"/>
@@ -1269,6 +1270,7 @@
                     <w:bCs/>
                     <w:sz w:val="20"/>
                     <w:szCs w:val="20"/>
+                    <w:u w:val="single"/>
                   </w:rPr>
                   <w:t>invertersize</w:t>
                 </w:r>
@@ -1280,6 +1282,7 @@
                     <w:bCs/>
                     <w:sz w:val="20"/>
                     <w:szCs w:val="20"/>
+                    <w:u w:val="single"/>
                   </w:rPr>
                   <w:t xml:space="preserve"> </w:t>
                 </w:r>
@@ -11074,6 +11077,7 @@
   </w:compat>
   <w:rsids>
     <w:rsidRoot w:val="00A16C96"/>
+    <w:rsid w:val="001009A4"/>
     <w:rsid w:val="00236843"/>
     <w:rsid w:val="003A0A68"/>
     <w:rsid w:val="00520641"/>
@@ -11084,6 +11088,7 @@
     <w:rsid w:val="0095443C"/>
     <w:rsid w:val="009E594B"/>
     <w:rsid w:val="00A16C96"/>
+    <w:rsid w:val="00A20C5A"/>
     <w:rsid w:val="00B67C1D"/>
     <w:rsid w:val="00BE1385"/>
     <w:rsid w:val="00CE1F06"/>
